--- a/hw2/cs285_hw2.docx
+++ b/hw2/cs285_hw2.docx
@@ -47,6 +47,9 @@
     </w:p>
     <w:p>
       <w:r>
+        <w:rPr>
+          <w:noProof/>
+        </w:rPr>
         <w:drawing>
           <wp:inline distT="0" distB="0" distL="0" distR="0" wp14:anchorId="5D4E4CCE" wp14:editId="775844B5">
             <wp:extent cx="3159029" cy="1532466"/>
@@ -89,19 +92,14 @@
         <w:rPr>
           <w:rFonts w:hint="eastAsia"/>
         </w:rPr>
-        <w:t xml:space="preserve">Eval Average </w:t>
-      </w:r>
-      <w:proofErr w:type="spellStart"/>
-      <w:r>
-        <w:rPr>
-          <w:rFonts w:hint="eastAsia"/>
-        </w:rPr>
-        <w:t>Retrun</w:t>
-      </w:r>
-      <w:proofErr w:type="spellEnd"/>
-    </w:p>
-    <w:p>
-      <w:r>
+        <w:t>Eval Average Retrun</w:t>
+      </w:r>
+    </w:p>
+    <w:p>
+      <w:r>
+        <w:rPr>
+          <w:noProof/>
+        </w:rPr>
         <w:drawing>
           <wp:inline distT="0" distB="0" distL="0" distR="0" wp14:anchorId="61DF5BDE" wp14:editId="1BA4CF40">
             <wp:extent cx="5731510" cy="1577340"/>
@@ -141,6 +139,9 @@
     </w:p>
     <w:p>
       <w:r>
+        <w:rPr>
+          <w:noProof/>
+        </w:rPr>
         <w:drawing>
           <wp:inline distT="0" distB="0" distL="0" distR="0" wp14:anchorId="0FC9075C" wp14:editId="6A0F9609">
             <wp:extent cx="5591955" cy="857370"/>
@@ -186,34 +187,14 @@
     <w:p/>
     <w:p/>
     <w:p/>
-    <w:p>
-      <w:pPr>
-        <w:rPr>
-          <w:rFonts w:hint="eastAsia"/>
-        </w:rPr>
-      </w:pPr>
-    </w:p>
+    <w:p/>
     <w:p>
       <w:r>
         <w:rPr>
           <w:rFonts w:hint="eastAsia"/>
         </w:rPr>
         <w:lastRenderedPageBreak/>
-        <w:t xml:space="preserve">2. Large batch </w:t>
-      </w:r>
-      <w:proofErr w:type="spellStart"/>
-      <w:r>
-        <w:rPr>
-          <w:rFonts w:hint="eastAsia"/>
-        </w:rPr>
-        <w:t>experimetns</w:t>
-      </w:r>
-      <w:proofErr w:type="spellEnd"/>
-      <w:r>
-        <w:rPr>
-          <w:rFonts w:hint="eastAsia"/>
-        </w:rPr>
-        <w:t xml:space="preserve"> (large batch vs small batch)</w:t>
+        <w:t>2. Large batch experimetns (large batch vs small batch)</w:t>
       </w:r>
     </w:p>
     <w:p/>
@@ -270,16 +251,8 @@
         <w:rPr>
           <w:rFonts w:hint="eastAsia"/>
         </w:rPr>
-        <w:t>(</w:t>
-      </w:r>
-      <w:proofErr w:type="spellStart"/>
-      <w:r>
-        <w:rPr>
-          <w:rFonts w:hint="eastAsia"/>
-        </w:rPr>
-        <w:t>lb</w:t>
-      </w:r>
-      <w:proofErr w:type="spellEnd"/>
+        <w:t>(lb</w:t>
+      </w:r>
       <w:r>
         <w:rPr>
           <w:rFonts w:hint="eastAsia"/>
@@ -364,6 +337,9 @@
     </w:p>
     <w:p>
       <w:r>
+        <w:rPr>
+          <w:noProof/>
+        </w:rPr>
         <w:drawing>
           <wp:inline distT="0" distB="0" distL="0" distR="0" wp14:anchorId="41A9758F" wp14:editId="0CCAC749">
             <wp:extent cx="5731510" cy="1593215"/>
@@ -401,28 +377,14 @@
         </w:drawing>
       </w:r>
     </w:p>
-    <w:p>
-      <w:pPr>
-        <w:rPr>
-          <w:rFonts w:hint="eastAsia"/>
-        </w:rPr>
-      </w:pPr>
-    </w:p>
-    <w:p>
-      <w:r>
-        <w:rPr>
-          <w:rFonts w:hint="eastAsia"/>
-        </w:rPr>
-        <w:t xml:space="preserve">2.2 </w:t>
-      </w:r>
-      <w:proofErr w:type="spellStart"/>
-      <w:r>
-        <w:rPr>
-          <w:rFonts w:hint="eastAsia"/>
-        </w:rPr>
-        <w:t>rtg</w:t>
-      </w:r>
-      <w:proofErr w:type="spellEnd"/>
+    <w:p/>
+    <w:p>
+      <w:r>
+        <w:rPr>
+          <w:rFonts w:hint="eastAsia"/>
+        </w:rPr>
+        <w:t>2.2 rtg</w:t>
+      </w:r>
     </w:p>
     <w:p>
       <w:r>
@@ -469,35 +431,7 @@
         <w:rPr>
           <w:rFonts w:hint="eastAsia"/>
         </w:rPr>
-        <w:t>(</w:t>
-      </w:r>
-      <w:proofErr w:type="spellStart"/>
-      <w:r>
-        <w:rPr>
-          <w:rFonts w:hint="eastAsia"/>
-        </w:rPr>
-        <w:t>lb</w:t>
-      </w:r>
-      <w:proofErr w:type="spellEnd"/>
-      <w:r>
-        <w:rPr>
-          <w:rFonts w:hint="eastAsia"/>
-        </w:rPr>
-        <w:t xml:space="preserve"> when </w:t>
-      </w:r>
-      <w:proofErr w:type="spellStart"/>
-      <w:r>
-        <w:rPr>
-          <w:rFonts w:hint="eastAsia"/>
-        </w:rPr>
-        <w:t>rtg</w:t>
-      </w:r>
-      <w:proofErr w:type="spellEnd"/>
-      <w:r>
-        <w:rPr>
-          <w:rFonts w:hint="eastAsia"/>
-        </w:rPr>
-        <w:t>)</w:t>
+        <w:t>(lb when rtg)</w:t>
       </w:r>
     </w:p>
     <w:p>
@@ -545,21 +479,7 @@
         <w:rPr>
           <w:rFonts w:hint="eastAsia"/>
         </w:rPr>
-        <w:t xml:space="preserve">(sb when </w:t>
-      </w:r>
-      <w:proofErr w:type="spellStart"/>
-      <w:r>
-        <w:rPr>
-          <w:rFonts w:hint="eastAsia"/>
-        </w:rPr>
-        <w:t>rtg</w:t>
-      </w:r>
-      <w:proofErr w:type="spellEnd"/>
-      <w:r>
-        <w:rPr>
-          <w:rFonts w:hint="eastAsia"/>
-        </w:rPr>
-        <w:t>)</w:t>
+        <w:t>(sb when rtg)</w:t>
       </w:r>
     </w:p>
     <w:p/>
@@ -572,12 +492,10 @@
       </w:r>
     </w:p>
     <w:p>
-      <w:pPr>
-        <w:rPr>
-          <w:rFonts w:hint="eastAsia"/>
-        </w:rPr>
-      </w:pPr>
-      <w:r>
+      <w:r>
+        <w:rPr>
+          <w:noProof/>
+        </w:rPr>
         <w:drawing>
           <wp:inline distT="0" distB="0" distL="0" distR="0" wp14:anchorId="7BAE1D35" wp14:editId="746E9CBC">
             <wp:extent cx="5731510" cy="1577975"/>
@@ -621,16 +539,8 @@
           <w:rFonts w:hint="eastAsia"/>
         </w:rPr>
         <w:lastRenderedPageBreak/>
-        <w:t xml:space="preserve">2.3 </w:t>
-      </w:r>
-      <w:proofErr w:type="spellStart"/>
-      <w:r>
-        <w:rPr>
-          <w:rFonts w:hint="eastAsia"/>
-        </w:rPr>
-        <w:t>na</w:t>
-      </w:r>
-      <w:proofErr w:type="spellEnd"/>
+        <w:t>2.3 na</w:t>
+      </w:r>
     </w:p>
     <w:p>
       <w:r>
@@ -677,35 +587,7 @@
         <w:rPr>
           <w:rFonts w:hint="eastAsia"/>
         </w:rPr>
-        <w:t>(</w:t>
-      </w:r>
-      <w:proofErr w:type="spellStart"/>
-      <w:r>
-        <w:rPr>
-          <w:rFonts w:hint="eastAsia"/>
-        </w:rPr>
-        <w:t>lb</w:t>
-      </w:r>
-      <w:proofErr w:type="spellEnd"/>
-      <w:r>
-        <w:rPr>
-          <w:rFonts w:hint="eastAsia"/>
-        </w:rPr>
-        <w:t xml:space="preserve"> when </w:t>
-      </w:r>
-      <w:proofErr w:type="spellStart"/>
-      <w:r>
-        <w:rPr>
-          <w:rFonts w:hint="eastAsia"/>
-        </w:rPr>
-        <w:t>na</w:t>
-      </w:r>
-      <w:proofErr w:type="spellEnd"/>
-      <w:r>
-        <w:rPr>
-          <w:rFonts w:hint="eastAsia"/>
-        </w:rPr>
-        <w:t>)</w:t>
+        <w:t>(lb when na)</w:t>
       </w:r>
     </w:p>
     <w:p>
@@ -753,42 +635,23 @@
         <w:rPr>
           <w:rFonts w:hint="eastAsia"/>
         </w:rPr>
-        <w:t xml:space="preserve">(sb when </w:t>
-      </w:r>
-      <w:proofErr w:type="spellStart"/>
-      <w:r>
-        <w:rPr>
-          <w:rFonts w:hint="eastAsia"/>
-        </w:rPr>
-        <w:t>na</w:t>
-      </w:r>
-      <w:proofErr w:type="spellEnd"/>
-      <w:r>
-        <w:rPr>
-          <w:rFonts w:hint="eastAsia"/>
-        </w:rPr>
-        <w:t>)</w:t>
-      </w:r>
-    </w:p>
-    <w:p/>
-    <w:p>
-      <w:r>
-        <w:rPr>
-          <w:rFonts w:hint="eastAsia"/>
-        </w:rPr>
-        <w:t xml:space="preserve">Eval Average </w:t>
-      </w:r>
-      <w:proofErr w:type="spellStart"/>
-      <w:r>
-        <w:rPr>
-          <w:rFonts w:hint="eastAsia"/>
-        </w:rPr>
-        <w:t>Reutrn</w:t>
-      </w:r>
-      <w:proofErr w:type="spellEnd"/>
-    </w:p>
-    <w:p>
-      <w:r>
+        <w:t>(sb when na)</w:t>
+      </w:r>
+    </w:p>
+    <w:p/>
+    <w:p>
+      <w:r>
+        <w:rPr>
+          <w:rFonts w:hint="eastAsia"/>
+        </w:rPr>
+        <w:t>Eval Average Reutrn</w:t>
+      </w:r>
+    </w:p>
+    <w:p>
+      <w:r>
+        <w:rPr>
+          <w:noProof/>
+        </w:rPr>
         <w:drawing>
           <wp:inline distT="0" distB="0" distL="0" distR="0" wp14:anchorId="627ADF90" wp14:editId="239B8296">
             <wp:extent cx="5731510" cy="1553210"/>
@@ -833,30 +696,8 @@
         <w:rPr>
           <w:rFonts w:hint="eastAsia"/>
         </w:rPr>
-        <w:t xml:space="preserve">2.4 </w:t>
-      </w:r>
-      <w:proofErr w:type="spellStart"/>
-      <w:r>
-        <w:rPr>
-          <w:rFonts w:hint="eastAsia"/>
-        </w:rPr>
-        <w:t>rtg</w:t>
-      </w:r>
-      <w:proofErr w:type="spellEnd"/>
-      <w:r>
-        <w:rPr>
-          <w:rFonts w:hint="eastAsia"/>
-        </w:rPr>
-        <w:t xml:space="preserve"> &amp; </w:t>
-      </w:r>
-      <w:proofErr w:type="spellStart"/>
-      <w:r>
-        <w:rPr>
-          <w:rFonts w:hint="eastAsia"/>
-        </w:rPr>
-        <w:t>na</w:t>
-      </w:r>
-      <w:proofErr w:type="spellEnd"/>
+        <w:t>2.4 rtg &amp; na</w:t>
+      </w:r>
     </w:p>
     <w:p>
       <w:r>
@@ -903,49 +744,7 @@
         <w:rPr>
           <w:rFonts w:hint="eastAsia"/>
         </w:rPr>
-        <w:t>(</w:t>
-      </w:r>
-      <w:proofErr w:type="spellStart"/>
-      <w:r>
-        <w:rPr>
-          <w:rFonts w:hint="eastAsia"/>
-        </w:rPr>
-        <w:t>lb</w:t>
-      </w:r>
-      <w:proofErr w:type="spellEnd"/>
-      <w:r>
-        <w:rPr>
-          <w:rFonts w:hint="eastAsia"/>
-        </w:rPr>
-        <w:t xml:space="preserve"> when </w:t>
-      </w:r>
-      <w:proofErr w:type="spellStart"/>
-      <w:r>
-        <w:rPr>
-          <w:rFonts w:hint="eastAsia"/>
-        </w:rPr>
-        <w:t>rtg</w:t>
-      </w:r>
-      <w:proofErr w:type="spellEnd"/>
-      <w:r>
-        <w:rPr>
-          <w:rFonts w:hint="eastAsia"/>
-        </w:rPr>
-        <w:t xml:space="preserve"> &amp; </w:t>
-      </w:r>
-      <w:proofErr w:type="spellStart"/>
-      <w:r>
-        <w:rPr>
-          <w:rFonts w:hint="eastAsia"/>
-        </w:rPr>
-        <w:t>na</w:t>
-      </w:r>
-      <w:proofErr w:type="spellEnd"/>
-      <w:r>
-        <w:rPr>
-          <w:rFonts w:hint="eastAsia"/>
-        </w:rPr>
-        <w:t>)</w:t>
+        <w:t>(lb when rtg &amp; na)</w:t>
       </w:r>
     </w:p>
     <w:p>
@@ -993,35 +792,7 @@
         <w:rPr>
           <w:rFonts w:hint="eastAsia"/>
         </w:rPr>
-        <w:t xml:space="preserve"> (sb when </w:t>
-      </w:r>
-      <w:proofErr w:type="spellStart"/>
-      <w:r>
-        <w:rPr>
-          <w:rFonts w:hint="eastAsia"/>
-        </w:rPr>
-        <w:t>rtg</w:t>
-      </w:r>
-      <w:proofErr w:type="spellEnd"/>
-      <w:r>
-        <w:rPr>
-          <w:rFonts w:hint="eastAsia"/>
-        </w:rPr>
-        <w:t xml:space="preserve"> &amp; </w:t>
-      </w:r>
-      <w:proofErr w:type="spellStart"/>
-      <w:r>
-        <w:rPr>
-          <w:rFonts w:hint="eastAsia"/>
-        </w:rPr>
-        <w:t>na</w:t>
-      </w:r>
-      <w:proofErr w:type="spellEnd"/>
-      <w:r>
-        <w:rPr>
-          <w:rFonts w:hint="eastAsia"/>
-        </w:rPr>
-        <w:t>)</w:t>
+        <w:t xml:space="preserve"> (sb when rtg &amp; na)</w:t>
       </w:r>
     </w:p>
     <w:p/>
@@ -1036,6 +807,9 @@
     </w:p>
     <w:p>
       <w:r>
+        <w:rPr>
+          <w:noProof/>
+        </w:rPr>
         <w:drawing>
           <wp:inline distT="0" distB="0" distL="0" distR="0" wp14:anchorId="4F512F32" wp14:editId="0E89EC9D">
             <wp:extent cx="5731510" cy="1572895"/>
@@ -1094,15 +868,7 @@
         <w:t xml:space="preserve">Q: </w:t>
       </w:r>
       <w:r>
-        <w:t xml:space="preserve">Which value estimator has better performance without advantage normalization: the </w:t>
-      </w:r>
-      <w:proofErr w:type="spellStart"/>
-      <w:r>
-        <w:t>trajectorycentric</w:t>
-      </w:r>
-      <w:proofErr w:type="spellEnd"/>
-      <w:r>
-        <w:t xml:space="preserve"> one, or the one using reward-to-go?</w:t>
+        <w:t>Which value estimator has better performance without advantage normalization: the trajectorycentric one, or the one using reward-to-go?</w:t>
       </w:r>
     </w:p>
     <w:p>
@@ -1122,15 +888,7 @@
         <w:t xml:space="preserve">Q: </w:t>
       </w:r>
       <w:r>
-        <w:t xml:space="preserve">Did </w:t>
-      </w:r>
-      <w:proofErr w:type="gramStart"/>
-      <w:r>
-        <w:t>advantage</w:t>
-      </w:r>
-      <w:proofErr w:type="gramEnd"/>
-      <w:r>
-        <w:t xml:space="preserve"> normalization help?</w:t>
+        <w:t>Did advantage normalization help?</w:t>
       </w:r>
     </w:p>
     <w:p>
@@ -1157,11 +915,6 @@
       </w:r>
     </w:p>
     <w:p>
-      <w:pPr>
-        <w:rPr>
-          <w:rFonts w:hint="eastAsia"/>
-        </w:rPr>
-      </w:pPr>
       <w:r>
         <w:rPr>
           <w:rFonts w:hint="eastAsia"/>
@@ -1178,47 +931,26 @@
         <w:rPr>
           <w:rFonts w:hint="eastAsia"/>
         </w:rPr>
-        <w:t xml:space="preserve">Yes. </w:t>
-      </w:r>
-      <w:proofErr w:type="gramStart"/>
-      <w:r>
-        <w:rPr>
-          <w:rFonts w:hint="eastAsia"/>
-        </w:rPr>
-        <w:t>More</w:t>
-      </w:r>
-      <w:proofErr w:type="gramEnd"/>
-      <w:r>
-        <w:rPr>
-          <w:rFonts w:hint="eastAsia"/>
-        </w:rPr>
-        <w:t xml:space="preserve"> stable average return.</w:t>
-      </w:r>
-    </w:p>
-    <w:p/>
-    <w:p/>
-    <w:p/>
-    <w:p/>
-    <w:p/>
-    <w:p>
-      <w:pPr>
-        <w:rPr>
-          <w:rFonts w:hint="eastAsia"/>
-        </w:rPr>
-      </w:pPr>
-    </w:p>
-    <w:p/>
-    <w:p/>
-    <w:p/>
-    <w:p/>
-    <w:p/>
-    <w:p/>
-    <w:p/>
-    <w:p/>
-    <w:p>
-      <w:pPr>
-        <w:rPr>
-          <w:rFonts w:hint="eastAsia"/>
+        <w:t>Yes. More stable average return.</w:t>
+      </w:r>
+    </w:p>
+    <w:p/>
+    <w:p/>
+    <w:p/>
+    <w:p/>
+    <w:p/>
+    <w:p/>
+    <w:p/>
+    <w:p/>
+    <w:p/>
+    <w:p/>
+    <w:p/>
+    <w:p/>
+    <w:p/>
+    <w:p/>
+    <w:p>
+      <w:pPr>
+        <w:rPr>
           <w:sz w:val="40"/>
           <w:szCs w:val="40"/>
         </w:rPr>
@@ -1230,29 +962,16 @@
           <w:szCs w:val="40"/>
         </w:rPr>
         <w:lastRenderedPageBreak/>
-        <w:t>4</w:t>
-      </w:r>
-      <w:r>
-        <w:rPr>
-          <w:rFonts w:hint="eastAsia"/>
-          <w:sz w:val="40"/>
-          <w:szCs w:val="40"/>
-        </w:rPr>
-        <w:t xml:space="preserve"> </w:t>
-      </w:r>
-      <w:r>
-        <w:rPr>
-          <w:rFonts w:hint="eastAsia"/>
-          <w:sz w:val="40"/>
-          <w:szCs w:val="40"/>
-        </w:rPr>
-        <w:t>Using a Neural Network Baseline</w:t>
-      </w:r>
-    </w:p>
-    <w:p/>
-    <w:p/>
-    <w:p>
-      <w:r>
+        <w:t>4 Using a Neural Network Baseline</w:t>
+      </w:r>
+    </w:p>
+    <w:p/>
+    <w:p/>
+    <w:p>
+      <w:r>
+        <w:rPr>
+          <w:noProof/>
+        </w:rPr>
         <w:drawing>
           <wp:inline distT="0" distB="0" distL="0" distR="0" wp14:anchorId="2A6D02EE" wp14:editId="5CD4E595">
             <wp:extent cx="2921000" cy="279400"/>
@@ -1298,6 +1017,9 @@
     </w:p>
     <w:p>
       <w:r>
+        <w:rPr>
+          <w:noProof/>
+        </w:rPr>
         <w:drawing>
           <wp:inline distT="0" distB="0" distL="0" distR="0" wp14:anchorId="125B6D2D" wp14:editId="590B69DA">
             <wp:extent cx="2912533" cy="299055"/>
@@ -1343,6 +1065,9 @@
     </w:p>
     <w:p>
       <w:r>
+        <w:rPr>
+          <w:noProof/>
+        </w:rPr>
         <w:drawing>
           <wp:inline distT="0" distB="0" distL="0" distR="0" wp14:anchorId="7A504DCF" wp14:editId="28CBD2E0">
             <wp:extent cx="2888642" cy="347133"/>
@@ -1397,6 +1122,9 @@
     </w:p>
     <w:p>
       <w:r>
+        <w:rPr>
+          <w:noProof/>
+        </w:rPr>
         <w:drawing>
           <wp:inline distT="0" distB="0" distL="0" distR="0" wp14:anchorId="3169A86A" wp14:editId="692F7F7E">
             <wp:extent cx="2864561" cy="296334"/>
@@ -1445,22 +1173,18 @@
       <w:r>
         <w:t xml:space="preserve">1. </w:t>
       </w:r>
-      <w:proofErr w:type="spellStart"/>
       <w:r>
         <w:rPr>
           <w:rFonts w:hint="eastAsia"/>
         </w:rPr>
         <w:t>Baseline_Loss</w:t>
       </w:r>
-      <w:proofErr w:type="spellEnd"/>
-    </w:p>
-    <w:p>
-      <w:pPr>
-        <w:rPr>
-          <w:rFonts w:hint="eastAsia"/>
-        </w:rPr>
-      </w:pPr>
-      <w:r>
+    </w:p>
+    <w:p>
+      <w:r>
+        <w:rPr>
+          <w:noProof/>
+        </w:rPr>
         <w:drawing>
           <wp:inline distT="0" distB="0" distL="0" distR="0" wp14:anchorId="483598B5" wp14:editId="64F70F4C">
             <wp:extent cx="5731510" cy="1546860"/>
@@ -1500,11 +1224,6 @@
     </w:p>
     <w:p/>
     <w:p>
-      <w:pPr>
-        <w:rPr>
-          <w:rFonts w:hint="eastAsia"/>
-        </w:rPr>
-      </w:pPr>
       <w:r>
         <w:rPr>
           <w:rFonts w:hint="eastAsia"/>
@@ -1514,17 +1233,18 @@
       <w:r>
         <w:t xml:space="preserve">. </w:t>
       </w:r>
-      <w:proofErr w:type="spellStart"/>
       <w:r>
         <w:rPr>
           <w:rFonts w:hint="eastAsia"/>
         </w:rPr>
         <w:t>Eval_AverageReturn</w:t>
       </w:r>
-      <w:proofErr w:type="spellEnd"/>
-    </w:p>
-    <w:p>
-      <w:r>
+    </w:p>
+    <w:p>
+      <w:r>
+        <w:rPr>
+          <w:noProof/>
+        </w:rPr>
         <w:drawing>
           <wp:inline distT="0" distB="0" distL="0" distR="0" wp14:anchorId="6448763D" wp14:editId="09D2531E">
             <wp:extent cx="5731510" cy="1515745"/>
@@ -1568,31 +1288,7 @@
     <w:p>
       <w:r>
         <w:lastRenderedPageBreak/>
-        <w:t xml:space="preserve">• Run another experiment with </w:t>
-      </w:r>
-      <w:proofErr w:type="gramStart"/>
-      <w:r>
-        <w:t>a decreased number of</w:t>
-      </w:r>
-      <w:proofErr w:type="gramEnd"/>
-      <w:r>
-        <w:t xml:space="preserve"> baseline gradient steps (-</w:t>
-      </w:r>
-      <w:proofErr w:type="spellStart"/>
-      <w:r>
-        <w:t>bgs</w:t>
-      </w:r>
-      <w:proofErr w:type="spellEnd"/>
-      <w:r>
-        <w:t>) and/or baseline learning rate (-</w:t>
-      </w:r>
-      <w:proofErr w:type="spellStart"/>
-      <w:r>
-        <w:t>blr</w:t>
-      </w:r>
-      <w:proofErr w:type="spellEnd"/>
-      <w:r>
-        <w:t>). How does this a</w:t>
+        <w:t>• Run another experiment with a decreased number of baseline gradient steps (-bgs) and/or baseline learning rate (-blr). How does this a</w:t>
       </w:r>
       <w:r>
         <w:rPr>
@@ -1606,32 +1302,19 @@
     </w:p>
     <w:p>
       <w:r>
-        <w:t xml:space="preserve">Decreasing </w:t>
-      </w:r>
-      <w:proofErr w:type="spellStart"/>
-      <w:r>
-        <w:t>bgs</w:t>
-      </w:r>
-      <w:proofErr w:type="spellEnd"/>
-      <w:r>
-        <w:t xml:space="preserve"> from 5 to 2 results in a lower baseline loss and better policy performance.</w:t>
+        <w:t>Decreasing bgs from 5 to 2 results in a lower baseline loss and better policy performance.</w:t>
       </w:r>
       <w:r>
         <w:br/>
-        <w:t>I believe this is related to overfitting — with fewer gradient steps</w:t>
-      </w:r>
-      <w:proofErr w:type="gramStart"/>
-      <w:r>
-        <w:t>, the</w:t>
-      </w:r>
-      <w:proofErr w:type="gramEnd"/>
-      <w:r>
-        <w:t xml:space="preserve"> baseline avoids fitting too closely to noisy returns, leading to more stable advantage estimates and improved learning.</w:t>
-      </w:r>
-    </w:p>
-    <w:p/>
-    <w:p>
-      <w:r>
+        <w:t>I believe this is related to overfitting — with fewer gradient steps, the baseline avoids fitting too closely to noisy returns, leading to more stable advantage estimates and improved learning.</w:t>
+      </w:r>
+    </w:p>
+    <w:p/>
+    <w:p>
+      <w:r>
+        <w:rPr>
+          <w:noProof/>
+        </w:rPr>
         <w:drawing>
           <wp:inline distT="0" distB="0" distL="0" distR="0" wp14:anchorId="71F4318D" wp14:editId="25491EB9">
             <wp:extent cx="3039533" cy="309334"/>
@@ -1672,30 +1355,14 @@
         <w:rPr>
           <w:rFonts w:hint="eastAsia"/>
         </w:rPr>
-        <w:t>(</w:t>
-      </w:r>
-      <w:proofErr w:type="spellStart"/>
-      <w:r>
-        <w:rPr>
-          <w:rFonts w:hint="eastAsia"/>
-        </w:rPr>
-        <w:t>bgs</w:t>
-      </w:r>
-      <w:proofErr w:type="spellEnd"/>
-      <w:r>
-        <w:rPr>
-          <w:rFonts w:hint="eastAsia"/>
-        </w:rPr>
-        <w:t xml:space="preserve"> 5)</w:t>
-      </w:r>
-    </w:p>
-    <w:p>
-      <w:pPr>
-        <w:rPr>
-          <w:rFonts w:hint="eastAsia"/>
-        </w:rPr>
-      </w:pPr>
-      <w:r>
+        <w:t>(bgs 5)</w:t>
+      </w:r>
+    </w:p>
+    <w:p>
+      <w:r>
+        <w:rPr>
+          <w:noProof/>
+        </w:rPr>
         <w:drawing>
           <wp:inline distT="0" distB="0" distL="0" distR="0" wp14:anchorId="024D49AC" wp14:editId="010C1BFE">
             <wp:extent cx="3093500" cy="313266"/>
@@ -1736,21 +1403,7 @@
         <w:rPr>
           <w:rFonts w:hint="eastAsia"/>
         </w:rPr>
-        <w:t>(</w:t>
-      </w:r>
-      <w:proofErr w:type="spellStart"/>
-      <w:r>
-        <w:rPr>
-          <w:rFonts w:hint="eastAsia"/>
-        </w:rPr>
-        <w:t>bgs</w:t>
-      </w:r>
-      <w:proofErr w:type="spellEnd"/>
-      <w:r>
-        <w:rPr>
-          <w:rFonts w:hint="eastAsia"/>
-        </w:rPr>
-        <w:t xml:space="preserve"> 2)</w:t>
+        <w:t>(bgs 2)</w:t>
       </w:r>
     </w:p>
     <w:p/>
@@ -1767,6 +1420,9 @@
     </w:p>
     <w:p>
       <w:r>
+        <w:rPr>
+          <w:noProof/>
+        </w:rPr>
         <w:drawing>
           <wp:inline distT="0" distB="0" distL="0" distR="0" wp14:anchorId="1D670ABE" wp14:editId="5728FD81">
             <wp:extent cx="5731510" cy="1562100"/>
@@ -1810,24 +1466,14 @@
         <w:rPr>
           <w:rFonts w:hint="eastAsia"/>
         </w:rPr>
-        <w:t xml:space="preserve">Eval </w:t>
-      </w:r>
-      <w:proofErr w:type="spellStart"/>
-      <w:r>
-        <w:rPr>
-          <w:rFonts w:hint="eastAsia"/>
-        </w:rPr>
-        <w:t>AverageReturn</w:t>
-      </w:r>
-      <w:proofErr w:type="spellEnd"/>
-    </w:p>
-    <w:p>
-      <w:pPr>
-        <w:rPr>
-          <w:rFonts w:hint="eastAsia"/>
-        </w:rPr>
-      </w:pPr>
-      <w:r>
+        <w:t>Eval AverageReturn</w:t>
+      </w:r>
+    </w:p>
+    <w:p>
+      <w:r>
+        <w:rPr>
+          <w:noProof/>
+        </w:rPr>
         <w:drawing>
           <wp:inline distT="0" distB="0" distL="0" distR="0" wp14:anchorId="4A6915FD" wp14:editId="2B62D71F">
             <wp:extent cx="5731510" cy="1561465"/>
@@ -1866,17 +1512,10 @@
       </w:r>
     </w:p>
     <w:p/>
-    <w:p>
-      <w:pPr>
-        <w:rPr>
-          <w:rFonts w:hint="eastAsia"/>
-        </w:rPr>
-      </w:pPr>
-    </w:p>
-    <w:p>
-      <w:pPr>
-        <w:rPr>
-          <w:rFonts w:hint="eastAsia"/>
+    <w:p/>
+    <w:p>
+      <w:pPr>
+        <w:rPr>
           <w:sz w:val="40"/>
           <w:szCs w:val="40"/>
         </w:rPr>
@@ -1887,23 +1526,7 @@
           <w:sz w:val="40"/>
           <w:szCs w:val="40"/>
         </w:rPr>
-        <w:t>5</w:t>
-      </w:r>
-      <w:r>
-        <w:rPr>
-          <w:rFonts w:hint="eastAsia"/>
-          <w:sz w:val="40"/>
-          <w:szCs w:val="40"/>
-        </w:rPr>
-        <w:t xml:space="preserve"> </w:t>
-      </w:r>
-      <w:r>
-        <w:rPr>
-          <w:rFonts w:hint="eastAsia"/>
-          <w:sz w:val="40"/>
-          <w:szCs w:val="40"/>
-        </w:rPr>
-        <w:t>Implementing Generalized Advantage Estimation</w:t>
+        <w:t>5 Implementing Generalized Advantage Estimation</w:t>
       </w:r>
     </w:p>
     <w:p>
@@ -1935,6 +1558,9 @@
     </w:p>
     <w:p>
       <w:r>
+        <w:rPr>
+          <w:noProof/>
+        </w:rPr>
         <w:drawing>
           <wp:inline distT="0" distB="0" distL="0" distR="0" wp14:anchorId="266E2D4B" wp14:editId="647EFA90">
             <wp:extent cx="3016551" cy="1092200"/>
@@ -1974,6 +1600,9 @@
     </w:p>
     <w:p>
       <w:r>
+        <w:rPr>
+          <w:noProof/>
+        </w:rPr>
         <w:drawing>
           <wp:inline distT="0" distB="0" distL="0" distR="0" wp14:anchorId="6D445BFB" wp14:editId="5E5B19E7">
             <wp:extent cx="5731510" cy="2456815"/>
@@ -2012,11 +1641,6 @@
       </w:r>
     </w:p>
     <w:p>
-      <w:pPr>
-        <w:rPr>
-          <w:rFonts w:hint="eastAsia"/>
-        </w:rPr>
-      </w:pPr>
       <w:r>
         <w:t>W</w:t>
       </w:r>
@@ -2043,13 +1667,7 @@
         <w:t>.97 scores 219.8.</w:t>
       </w:r>
     </w:p>
-    <w:p>
-      <w:pPr>
-        <w:rPr>
-          <w:rFonts w:hint="eastAsia"/>
-        </w:rPr>
-      </w:pPr>
-    </w:p>
+    <w:p/>
     <w:p>
       <w:r>
         <w:rPr>
@@ -2093,11 +1711,6 @@
     </w:p>
     <w:p/>
     <w:p>
-      <w:pPr>
-        <w:rPr>
-          <w:rFonts w:hint="eastAsia"/>
-        </w:rPr>
-      </w:pPr>
       <w:r>
         <w:t xml:space="preserve">When </w:t>
       </w:r>
@@ -2149,7 +1762,6 @@
     <w:p>
       <w:pPr>
         <w:rPr>
-          <w:rFonts w:hint="eastAsia"/>
           <w:sz w:val="40"/>
           <w:szCs w:val="40"/>
         </w:rPr>
@@ -2161,103 +1773,166 @@
           <w:szCs w:val="40"/>
         </w:rPr>
         <w:lastRenderedPageBreak/>
-        <w:t>6</w:t>
-      </w:r>
-      <w:r>
-        <w:rPr>
-          <w:rFonts w:hint="eastAsia"/>
+        <w:t xml:space="preserve">6 </w:t>
+      </w:r>
+      <w:r>
+        <w:rPr>
           <w:sz w:val="40"/>
           <w:szCs w:val="40"/>
         </w:rPr>
-        <w:t xml:space="preserve"> </w:t>
-      </w:r>
-      <w:r>
-        <w:rPr>
+        <w:t>Hyperparameters and Sample E</w:t>
+      </w:r>
+      <w:r>
+        <w:rPr>
+          <w:rFonts w:hint="eastAsia"/>
           <w:sz w:val="40"/>
           <w:szCs w:val="40"/>
         </w:rPr>
-        <w:t>Hyperparameters and Sample E</w:t>
-      </w:r>
-      <w:r>
-        <w:rPr>
-          <w:rFonts w:hint="eastAsia"/>
+        <w:t>ffi</w:t>
+      </w:r>
+      <w:r>
+        <w:rPr>
           <w:sz w:val="40"/>
           <w:szCs w:val="40"/>
         </w:rPr>
-        <w:t>ffi</w:t>
-      </w:r>
-      <w:r>
-        <w:rPr>
+        <w:t>ciency</w:t>
+      </w:r>
+    </w:p>
+    <w:p/>
+    <w:p>
+      <w:r>
+        <w:t>1. Provide a set of hyperparameters that achieve high return on InvertedPendulum-v4 in as few environment steps as possible.</w:t>
+      </w:r>
+    </w:p>
+    <w:p>
+      <w:r>
+        <w:rPr>
+          <w:noProof/>
+        </w:rPr>
+        <w:drawing>
+          <wp:inline distT="0" distB="0" distL="0" distR="0" wp14:anchorId="4AEE1506" wp14:editId="7FCA9E88">
+            <wp:extent cx="2928635" cy="1631950"/>
+            <wp:effectExtent l="0" t="0" r="5080" b="6350"/>
+            <wp:docPr id="409483215" name="그림 1" descr="텍스트, 스크린샷, 폰트, 번호이(가) 표시된 사진&#10;&#10;AI 생성 콘텐츠는 정확하지 않을 수 있습니다."/>
+            <wp:cNvGraphicFramePr>
+              <a:graphicFrameLocks xmlns:a="http://schemas.openxmlformats.org/drawingml/2006/main" noChangeAspect="1"/>
+            </wp:cNvGraphicFramePr>
+            <a:graphic xmlns:a="http://schemas.openxmlformats.org/drawingml/2006/main">
+              <a:graphicData uri="http://schemas.openxmlformats.org/drawingml/2006/picture">
+                <pic:pic xmlns:pic="http://schemas.openxmlformats.org/drawingml/2006/picture">
+                  <pic:nvPicPr>
+                    <pic:cNvPr id="409483215" name="그림 1" descr="텍스트, 스크린샷, 폰트, 번호이(가) 표시된 사진&#10;&#10;AI 생성 콘텐츠는 정확하지 않을 수 있습니다."/>
+                    <pic:cNvPicPr/>
+                  </pic:nvPicPr>
+                  <pic:blipFill>
+                    <a:blip r:embed="rId34"/>
+                    <a:stretch>
+                      <a:fillRect/>
+                    </a:stretch>
+                  </pic:blipFill>
+                  <pic:spPr>
+                    <a:xfrm>
+                      <a:off x="0" y="0"/>
+                      <a:ext cx="2941586" cy="1639167"/>
+                    </a:xfrm>
+                    <a:prstGeom prst="rect">
+                      <a:avLst/>
+                    </a:prstGeom>
+                  </pic:spPr>
+                </pic:pic>
+              </a:graphicData>
+            </a:graphic>
+          </wp:inline>
+        </w:drawing>
+      </w:r>
+    </w:p>
+    <w:p/>
+    <w:p>
+      <w:r>
+        <w:t>S</w:t>
+      </w:r>
+      <w:r>
+        <w:rPr>
+          <w:rFonts w:hint="eastAsia"/>
+        </w:rPr>
+        <w:t>1</w:t>
+      </w:r>
+    </w:p>
+    <w:p/>
+    <w:p>
+      <w:pPr>
+        <w:rPr>
+          <w:rFonts w:hint="eastAsia"/>
+        </w:rPr>
+      </w:pPr>
+    </w:p>
+    <w:p>
+      <w:r>
+        <w:t>2. Show learning curves for the average returns with your hyperparameters and with the default settings, with environment steps on the x-axis. Returns should be averaged over 5 seeds.</w:t>
+      </w:r>
+    </w:p>
+    <w:p>
+      <w:r>
+        <w:drawing>
+          <wp:inline distT="0" distB="0" distL="0" distR="0" wp14:anchorId="5C7E168E" wp14:editId="5DCD2261">
+            <wp:extent cx="5731510" cy="1586230"/>
+            <wp:effectExtent l="0" t="0" r="2540" b="0"/>
+            <wp:docPr id="1239993183" name="그림 1" descr="스크린샷, 그래프, 라인이(가) 표시된 사진&#10;&#10;AI 생성 콘텐츠는 정확하지 않을 수 있습니다."/>
+            <wp:cNvGraphicFramePr>
+              <a:graphicFrameLocks xmlns:a="http://schemas.openxmlformats.org/drawingml/2006/main" noChangeAspect="1"/>
+            </wp:cNvGraphicFramePr>
+            <a:graphic xmlns:a="http://schemas.openxmlformats.org/drawingml/2006/main">
+              <a:graphicData uri="http://schemas.openxmlformats.org/drawingml/2006/picture">
+                <pic:pic xmlns:pic="http://schemas.openxmlformats.org/drawingml/2006/picture">
+                  <pic:nvPicPr>
+                    <pic:cNvPr id="1239993183" name="그림 1" descr="스크린샷, 그래프, 라인이(가) 표시된 사진&#10;&#10;AI 생성 콘텐츠는 정확하지 않을 수 있습니다."/>
+                    <pic:cNvPicPr/>
+                  </pic:nvPicPr>
+                  <pic:blipFill>
+                    <a:blip r:embed="rId35"/>
+                    <a:stretch>
+                      <a:fillRect/>
+                    </a:stretch>
+                  </pic:blipFill>
+                  <pic:spPr>
+                    <a:xfrm>
+                      <a:off x="0" y="0"/>
+                      <a:ext cx="5731510" cy="1586230"/>
+                    </a:xfrm>
+                    <a:prstGeom prst="rect">
+                      <a:avLst/>
+                    </a:prstGeom>
+                  </pic:spPr>
+                </pic:pic>
+              </a:graphicData>
+            </a:graphic>
+          </wp:inline>
+        </w:drawing>
+      </w:r>
+    </w:p>
+    <w:p/>
+    <w:p/>
+    <w:p/>
+    <w:p/>
+    <w:p/>
+    <w:p/>
+    <w:p/>
+    <w:p/>
+    <w:p/>
+    <w:p>
+      <w:r>
+        <w:rPr>
+          <w:rFonts w:hint="eastAsia"/>
           <w:sz w:val="40"/>
           <w:szCs w:val="40"/>
         </w:rPr>
-        <w:t>ciency</w:t>
-      </w:r>
-    </w:p>
-    <w:p/>
-    <w:p>
-      <w:r>
-        <w:t>1. Provide a set of hyperparameters that achieve high return on InvertedPendulum-v4 in as few environment steps as possible.</w:t>
-      </w:r>
-    </w:p>
-    <w:p/>
-    <w:p>
-      <w:r>
-        <w:t>2. Show learning curves for the average returns with your hyperparameters and with the default settings, with environment steps on the x-axis. Returns should be averaged over 5 seeds.</w:t>
-      </w:r>
-    </w:p>
-    <w:p/>
-    <w:p/>
-    <w:p/>
-    <w:p/>
-    <w:p/>
-    <w:p/>
-    <w:p/>
-    <w:p/>
-    <w:p/>
-    <w:p>
-      <w:pPr>
-        <w:rPr>
-          <w:rFonts w:hint="eastAsia"/>
-        </w:rPr>
-      </w:pPr>
-    </w:p>
-    <w:p/>
-    <w:p/>
-    <w:p/>
-    <w:p/>
-    <w:p/>
-    <w:p/>
-    <w:p>
-      <w:pPr>
-        <w:rPr>
-          <w:rFonts w:hint="eastAsia"/>
-        </w:rPr>
-      </w:pPr>
-    </w:p>
-    <w:p>
-      <w:r>
-        <w:rPr>
-          <w:rFonts w:hint="eastAsia"/>
+        <w:t xml:space="preserve">7 </w:t>
+      </w:r>
+      <w:r>
+        <w:rPr>
           <w:sz w:val="40"/>
           <w:szCs w:val="40"/>
         </w:rPr>
-        <w:lastRenderedPageBreak/>
-        <w:t>7</w:t>
-      </w:r>
-      <w:r>
-        <w:rPr>
-          <w:rFonts w:hint="eastAsia"/>
-          <w:sz w:val="40"/>
-          <w:szCs w:val="40"/>
-        </w:rPr>
-        <w:t xml:space="preserve"> </w:t>
-      </w:r>
-      <w:r>
-        <w:rPr>
-          <w:sz w:val="40"/>
-          <w:szCs w:val="40"/>
-        </w:rPr>
         <w:t>Extra Credit: Humanoid</w:t>
       </w:r>
     </w:p>
@@ -2266,13 +1941,7 @@
         <w:t>1. Provide a set of hyperparameters that achieve high return on InvertedPendulum-v4 in as few environment steps as possible.</w:t>
       </w:r>
     </w:p>
-    <w:p>
-      <w:pPr>
-        <w:rPr>
-          <w:rFonts w:hint="eastAsia"/>
-        </w:rPr>
-      </w:pPr>
-    </w:p>
+    <w:p/>
     <w:sectPr>
       <w:pgSz w:w="11906" w:h="16838"/>
       <w:pgMar w:top="1701" w:right="1440" w:bottom="1440" w:left="1440" w:header="851" w:footer="992" w:gutter="0"/>
@@ -3897,6 +3566,7 @@
   <w:style w:type="character" w:default="1" w:styleId="a0">
     <w:name w:val="Default Paragraph Font"/>
     <w:uiPriority w:val="1"/>
+    <w:semiHidden/>
     <w:unhideWhenUsed/>
   </w:style>
   <w:style w:type="table" w:default="1" w:styleId="a1">

--- a/hw2/cs285_hw2.docx
+++ b/hw2/cs285_hw2.docx
@@ -92,8 +92,16 @@
         <w:rPr>
           <w:rFonts w:hint="eastAsia"/>
         </w:rPr>
-        <w:t>Eval Average Retrun</w:t>
-      </w:r>
+        <w:t xml:space="preserve">Eval Average </w:t>
+      </w:r>
+      <w:proofErr w:type="spellStart"/>
+      <w:r>
+        <w:rPr>
+          <w:rFonts w:hint="eastAsia"/>
+        </w:rPr>
+        <w:t>Retrun</w:t>
+      </w:r>
+      <w:proofErr w:type="spellEnd"/>
     </w:p>
     <w:p>
       <w:r>
@@ -194,7 +202,21 @@
           <w:rFonts w:hint="eastAsia"/>
         </w:rPr>
         <w:lastRenderedPageBreak/>
-        <w:t>2. Large batch experimetns (large batch vs small batch)</w:t>
+        <w:t xml:space="preserve">2. Large batch </w:t>
+      </w:r>
+      <w:proofErr w:type="spellStart"/>
+      <w:r>
+        <w:rPr>
+          <w:rFonts w:hint="eastAsia"/>
+        </w:rPr>
+        <w:t>experimetns</w:t>
+      </w:r>
+      <w:proofErr w:type="spellEnd"/>
+      <w:r>
+        <w:rPr>
+          <w:rFonts w:hint="eastAsia"/>
+        </w:rPr>
+        <w:t xml:space="preserve"> (large batch vs small batch)</w:t>
       </w:r>
     </w:p>
     <w:p/>
@@ -251,8 +273,16 @@
         <w:rPr>
           <w:rFonts w:hint="eastAsia"/>
         </w:rPr>
-        <w:t>(lb</w:t>
-      </w:r>
+        <w:t>(</w:t>
+      </w:r>
+      <w:proofErr w:type="spellStart"/>
+      <w:r>
+        <w:rPr>
+          <w:rFonts w:hint="eastAsia"/>
+        </w:rPr>
+        <w:t>lb</w:t>
+      </w:r>
+      <w:proofErr w:type="spellEnd"/>
       <w:r>
         <w:rPr>
           <w:rFonts w:hint="eastAsia"/>
@@ -383,8 +413,16 @@
         <w:rPr>
           <w:rFonts w:hint="eastAsia"/>
         </w:rPr>
-        <w:t>2.2 rtg</w:t>
-      </w:r>
+        <w:t xml:space="preserve">2.2 </w:t>
+      </w:r>
+      <w:proofErr w:type="spellStart"/>
+      <w:r>
+        <w:rPr>
+          <w:rFonts w:hint="eastAsia"/>
+        </w:rPr>
+        <w:t>rtg</w:t>
+      </w:r>
+      <w:proofErr w:type="spellEnd"/>
     </w:p>
     <w:p>
       <w:r>
@@ -431,7 +469,35 @@
         <w:rPr>
           <w:rFonts w:hint="eastAsia"/>
         </w:rPr>
-        <w:t>(lb when rtg)</w:t>
+        <w:t>(</w:t>
+      </w:r>
+      <w:proofErr w:type="spellStart"/>
+      <w:r>
+        <w:rPr>
+          <w:rFonts w:hint="eastAsia"/>
+        </w:rPr>
+        <w:t>lb</w:t>
+      </w:r>
+      <w:proofErr w:type="spellEnd"/>
+      <w:r>
+        <w:rPr>
+          <w:rFonts w:hint="eastAsia"/>
+        </w:rPr>
+        <w:t xml:space="preserve"> when </w:t>
+      </w:r>
+      <w:proofErr w:type="spellStart"/>
+      <w:r>
+        <w:rPr>
+          <w:rFonts w:hint="eastAsia"/>
+        </w:rPr>
+        <w:t>rtg</w:t>
+      </w:r>
+      <w:proofErr w:type="spellEnd"/>
+      <w:r>
+        <w:rPr>
+          <w:rFonts w:hint="eastAsia"/>
+        </w:rPr>
+        <w:t>)</w:t>
       </w:r>
     </w:p>
     <w:p>
@@ -479,7 +545,21 @@
         <w:rPr>
           <w:rFonts w:hint="eastAsia"/>
         </w:rPr>
-        <w:t>(sb when rtg)</w:t>
+        <w:t xml:space="preserve">(sb when </w:t>
+      </w:r>
+      <w:proofErr w:type="spellStart"/>
+      <w:r>
+        <w:rPr>
+          <w:rFonts w:hint="eastAsia"/>
+        </w:rPr>
+        <w:t>rtg</w:t>
+      </w:r>
+      <w:proofErr w:type="spellEnd"/>
+      <w:r>
+        <w:rPr>
+          <w:rFonts w:hint="eastAsia"/>
+        </w:rPr>
+        <w:t>)</w:t>
       </w:r>
     </w:p>
     <w:p/>
@@ -539,8 +619,16 @@
           <w:rFonts w:hint="eastAsia"/>
         </w:rPr>
         <w:lastRenderedPageBreak/>
-        <w:t>2.3 na</w:t>
-      </w:r>
+        <w:t xml:space="preserve">2.3 </w:t>
+      </w:r>
+      <w:proofErr w:type="spellStart"/>
+      <w:r>
+        <w:rPr>
+          <w:rFonts w:hint="eastAsia"/>
+        </w:rPr>
+        <w:t>na</w:t>
+      </w:r>
+      <w:proofErr w:type="spellEnd"/>
     </w:p>
     <w:p>
       <w:r>
@@ -587,7 +675,35 @@
         <w:rPr>
           <w:rFonts w:hint="eastAsia"/>
         </w:rPr>
-        <w:t>(lb when na)</w:t>
+        <w:t>(</w:t>
+      </w:r>
+      <w:proofErr w:type="spellStart"/>
+      <w:r>
+        <w:rPr>
+          <w:rFonts w:hint="eastAsia"/>
+        </w:rPr>
+        <w:t>lb</w:t>
+      </w:r>
+      <w:proofErr w:type="spellEnd"/>
+      <w:r>
+        <w:rPr>
+          <w:rFonts w:hint="eastAsia"/>
+        </w:rPr>
+        <w:t xml:space="preserve"> when </w:t>
+      </w:r>
+      <w:proofErr w:type="spellStart"/>
+      <w:r>
+        <w:rPr>
+          <w:rFonts w:hint="eastAsia"/>
+        </w:rPr>
+        <w:t>na</w:t>
+      </w:r>
+      <w:proofErr w:type="spellEnd"/>
+      <w:r>
+        <w:rPr>
+          <w:rFonts w:hint="eastAsia"/>
+        </w:rPr>
+        <w:t>)</w:t>
       </w:r>
     </w:p>
     <w:p>
@@ -635,17 +751,39 @@
         <w:rPr>
           <w:rFonts w:hint="eastAsia"/>
         </w:rPr>
-        <w:t>(sb when na)</w:t>
-      </w:r>
-    </w:p>
-    <w:p/>
-    <w:p>
-      <w:r>
-        <w:rPr>
-          <w:rFonts w:hint="eastAsia"/>
-        </w:rPr>
-        <w:t>Eval Average Reutrn</w:t>
-      </w:r>
+        <w:t xml:space="preserve">(sb when </w:t>
+      </w:r>
+      <w:proofErr w:type="spellStart"/>
+      <w:r>
+        <w:rPr>
+          <w:rFonts w:hint="eastAsia"/>
+        </w:rPr>
+        <w:t>na</w:t>
+      </w:r>
+      <w:proofErr w:type="spellEnd"/>
+      <w:r>
+        <w:rPr>
+          <w:rFonts w:hint="eastAsia"/>
+        </w:rPr>
+        <w:t>)</w:t>
+      </w:r>
+    </w:p>
+    <w:p/>
+    <w:p>
+      <w:r>
+        <w:rPr>
+          <w:rFonts w:hint="eastAsia"/>
+        </w:rPr>
+        <w:t xml:space="preserve">Eval Average </w:t>
+      </w:r>
+      <w:proofErr w:type="spellStart"/>
+      <w:r>
+        <w:rPr>
+          <w:rFonts w:hint="eastAsia"/>
+        </w:rPr>
+        <w:t>Reutrn</w:t>
+      </w:r>
+      <w:proofErr w:type="spellEnd"/>
     </w:p>
     <w:p>
       <w:r>
@@ -696,8 +834,30 @@
         <w:rPr>
           <w:rFonts w:hint="eastAsia"/>
         </w:rPr>
-        <w:t>2.4 rtg &amp; na</w:t>
-      </w:r>
+        <w:t xml:space="preserve">2.4 </w:t>
+      </w:r>
+      <w:proofErr w:type="spellStart"/>
+      <w:r>
+        <w:rPr>
+          <w:rFonts w:hint="eastAsia"/>
+        </w:rPr>
+        <w:t>rtg</w:t>
+      </w:r>
+      <w:proofErr w:type="spellEnd"/>
+      <w:r>
+        <w:rPr>
+          <w:rFonts w:hint="eastAsia"/>
+        </w:rPr>
+        <w:t xml:space="preserve"> &amp; </w:t>
+      </w:r>
+      <w:proofErr w:type="spellStart"/>
+      <w:r>
+        <w:rPr>
+          <w:rFonts w:hint="eastAsia"/>
+        </w:rPr>
+        <w:t>na</w:t>
+      </w:r>
+      <w:proofErr w:type="spellEnd"/>
     </w:p>
     <w:p>
       <w:r>
@@ -744,7 +904,49 @@
         <w:rPr>
           <w:rFonts w:hint="eastAsia"/>
         </w:rPr>
-        <w:t>(lb when rtg &amp; na)</w:t>
+        <w:t>(</w:t>
+      </w:r>
+      <w:proofErr w:type="spellStart"/>
+      <w:r>
+        <w:rPr>
+          <w:rFonts w:hint="eastAsia"/>
+        </w:rPr>
+        <w:t>lb</w:t>
+      </w:r>
+      <w:proofErr w:type="spellEnd"/>
+      <w:r>
+        <w:rPr>
+          <w:rFonts w:hint="eastAsia"/>
+        </w:rPr>
+        <w:t xml:space="preserve"> when </w:t>
+      </w:r>
+      <w:proofErr w:type="spellStart"/>
+      <w:r>
+        <w:rPr>
+          <w:rFonts w:hint="eastAsia"/>
+        </w:rPr>
+        <w:t>rtg</w:t>
+      </w:r>
+      <w:proofErr w:type="spellEnd"/>
+      <w:r>
+        <w:rPr>
+          <w:rFonts w:hint="eastAsia"/>
+        </w:rPr>
+        <w:t xml:space="preserve"> &amp; </w:t>
+      </w:r>
+      <w:proofErr w:type="spellStart"/>
+      <w:r>
+        <w:rPr>
+          <w:rFonts w:hint="eastAsia"/>
+        </w:rPr>
+        <w:t>na</w:t>
+      </w:r>
+      <w:proofErr w:type="spellEnd"/>
+      <w:r>
+        <w:rPr>
+          <w:rFonts w:hint="eastAsia"/>
+        </w:rPr>
+        <w:t>)</w:t>
       </w:r>
     </w:p>
     <w:p>
@@ -792,7 +994,35 @@
         <w:rPr>
           <w:rFonts w:hint="eastAsia"/>
         </w:rPr>
-        <w:t xml:space="preserve"> (sb when rtg &amp; na)</w:t>
+        <w:t xml:space="preserve"> (sb when </w:t>
+      </w:r>
+      <w:proofErr w:type="spellStart"/>
+      <w:r>
+        <w:rPr>
+          <w:rFonts w:hint="eastAsia"/>
+        </w:rPr>
+        <w:t>rtg</w:t>
+      </w:r>
+      <w:proofErr w:type="spellEnd"/>
+      <w:r>
+        <w:rPr>
+          <w:rFonts w:hint="eastAsia"/>
+        </w:rPr>
+        <w:t xml:space="preserve"> &amp; </w:t>
+      </w:r>
+      <w:proofErr w:type="spellStart"/>
+      <w:r>
+        <w:rPr>
+          <w:rFonts w:hint="eastAsia"/>
+        </w:rPr>
+        <w:t>na</w:t>
+      </w:r>
+      <w:proofErr w:type="spellEnd"/>
+      <w:r>
+        <w:rPr>
+          <w:rFonts w:hint="eastAsia"/>
+        </w:rPr>
+        <w:t>)</w:t>
       </w:r>
     </w:p>
     <w:p/>
@@ -868,7 +1098,15 @@
         <w:t xml:space="preserve">Q: </w:t>
       </w:r>
       <w:r>
-        <w:t>Which value estimator has better performance without advantage normalization: the trajectorycentric one, or the one using reward-to-go?</w:t>
+        <w:t xml:space="preserve">Which value estimator has better performance without advantage normalization: the </w:t>
+      </w:r>
+      <w:proofErr w:type="spellStart"/>
+      <w:r>
+        <w:t>trajectorycentric</w:t>
+      </w:r>
+      <w:proofErr w:type="spellEnd"/>
+      <w:r>
+        <w:t xml:space="preserve"> one, or the one using reward-to-go?</w:t>
       </w:r>
     </w:p>
     <w:p>
@@ -1173,12 +1411,14 @@
       <w:r>
         <w:t xml:space="preserve">1. </w:t>
       </w:r>
+      <w:proofErr w:type="spellStart"/>
       <w:r>
         <w:rPr>
           <w:rFonts w:hint="eastAsia"/>
         </w:rPr>
         <w:t>Baseline_Loss</w:t>
       </w:r>
+      <w:proofErr w:type="spellEnd"/>
     </w:p>
     <w:p>
       <w:r>
@@ -1288,7 +1528,31 @@
     <w:p>
       <w:r>
         <w:lastRenderedPageBreak/>
-        <w:t>• Run another experiment with a decreased number of baseline gradient steps (-bgs) and/or baseline learning rate (-blr). How does this a</w:t>
+        <w:t xml:space="preserve">• Run another experiment with </w:t>
+      </w:r>
+      <w:proofErr w:type="gramStart"/>
+      <w:r>
+        <w:t>a decreased number of</w:t>
+      </w:r>
+      <w:proofErr w:type="gramEnd"/>
+      <w:r>
+        <w:t xml:space="preserve"> baseline gradient steps (-</w:t>
+      </w:r>
+      <w:proofErr w:type="spellStart"/>
+      <w:r>
+        <w:t>bgs</w:t>
+      </w:r>
+      <w:proofErr w:type="spellEnd"/>
+      <w:r>
+        <w:t>) and/or baseline learning rate (-</w:t>
+      </w:r>
+      <w:proofErr w:type="spellStart"/>
+      <w:r>
+        <w:t>blr</w:t>
+      </w:r>
+      <w:proofErr w:type="spellEnd"/>
+      <w:r>
+        <w:t>). How does this a</w:t>
       </w:r>
       <w:r>
         <w:rPr>
@@ -1302,11 +1566,27 @@
     </w:p>
     <w:p>
       <w:r>
-        <w:t>Decreasing bgs from 5 to 2 results in a lower baseline loss and better policy performance.</w:t>
+        <w:t xml:space="preserve">Decreasing </w:t>
+      </w:r>
+      <w:proofErr w:type="spellStart"/>
+      <w:r>
+        <w:t>bgs</w:t>
+      </w:r>
+      <w:proofErr w:type="spellEnd"/>
+      <w:r>
+        <w:t xml:space="preserve"> from 5 to 2 results in a lower baseline loss and better policy performance.</w:t>
       </w:r>
       <w:r>
         <w:br/>
-        <w:t>I believe this is related to overfitting — with fewer gradient steps, the baseline avoids fitting too closely to noisy returns, leading to more stable advantage estimates and improved learning.</w:t>
+        <w:t>I believe this is related to overfitting — with fewer gradient steps</w:t>
+      </w:r>
+      <w:proofErr w:type="gramStart"/>
+      <w:r>
+        <w:t>, the</w:t>
+      </w:r>
+      <w:proofErr w:type="gramEnd"/>
+      <w:r>
+        <w:t xml:space="preserve"> baseline avoids fitting too closely to noisy returns, leading to more stable advantage estimates and improved learning.</w:t>
       </w:r>
     </w:p>
     <w:p/>
@@ -1355,7 +1635,21 @@
         <w:rPr>
           <w:rFonts w:hint="eastAsia"/>
         </w:rPr>
-        <w:t>(bgs 5)</w:t>
+        <w:t>(</w:t>
+      </w:r>
+      <w:proofErr w:type="spellStart"/>
+      <w:r>
+        <w:rPr>
+          <w:rFonts w:hint="eastAsia"/>
+        </w:rPr>
+        <w:t>bgs</w:t>
+      </w:r>
+      <w:proofErr w:type="spellEnd"/>
+      <w:r>
+        <w:rPr>
+          <w:rFonts w:hint="eastAsia"/>
+        </w:rPr>
+        <w:t xml:space="preserve"> 5)</w:t>
       </w:r>
     </w:p>
     <w:p>
@@ -1403,7 +1697,21 @@
         <w:rPr>
           <w:rFonts w:hint="eastAsia"/>
         </w:rPr>
-        <w:t>(bgs 2)</w:t>
+        <w:t>(</w:t>
+      </w:r>
+      <w:proofErr w:type="spellStart"/>
+      <w:r>
+        <w:rPr>
+          <w:rFonts w:hint="eastAsia"/>
+        </w:rPr>
+        <w:t>bgs</w:t>
+      </w:r>
+      <w:proofErr w:type="spellEnd"/>
+      <w:r>
+        <w:rPr>
+          <w:rFonts w:hint="eastAsia"/>
+        </w:rPr>
+        <w:t xml:space="preserve"> 2)</w:t>
       </w:r>
     </w:p>
     <w:p/>
@@ -1466,8 +1774,16 @@
         <w:rPr>
           <w:rFonts w:hint="eastAsia"/>
         </w:rPr>
-        <w:t>Eval AverageReturn</w:t>
-      </w:r>
+        <w:t xml:space="preserve">Eval </w:t>
+      </w:r>
+      <w:proofErr w:type="spellStart"/>
+      <w:r>
+        <w:rPr>
+          <w:rFonts w:hint="eastAsia"/>
+        </w:rPr>
+        <w:t>AverageReturn</w:t>
+      </w:r>
+      <w:proofErr w:type="spellEnd"/>
     </w:p>
     <w:p>
       <w:r>
@@ -1859,13 +2175,7 @@
       </w:r>
     </w:p>
     <w:p/>
-    <w:p>
-      <w:pPr>
-        <w:rPr>
-          <w:rFonts w:hint="eastAsia"/>
-        </w:rPr>
-      </w:pPr>
-    </w:p>
+    <w:p/>
     <w:p>
       <w:r>
         <w:t>2. Show learning curves for the average returns with your hyperparameters and with the default settings, with environment steps on the x-axis. Returns should be averaged over 5 seeds.</w:t>
@@ -1873,6 +2183,9 @@
     </w:p>
     <w:p>
       <w:r>
+        <w:rPr>
+          <w:noProof/>
+        </w:rPr>
         <w:drawing>
           <wp:inline distT="0" distB="0" distL="0" distR="0" wp14:anchorId="5C7E168E" wp14:editId="5DCD2261">
             <wp:extent cx="5731510" cy="1586230"/>
@@ -1938,10 +2251,59 @@
     </w:p>
     <w:p>
       <w:r>
-        <w:t>1. Provide a set of hyperparameters that achieve high return on InvertedPendulum-v4 in as few environment steps as possible.</w:t>
-      </w:r>
-    </w:p>
-    <w:p/>
+        <w:rPr>
+          <w:noProof/>
+        </w:rPr>
+        <w:drawing>
+          <wp:inline distT="0" distB="0" distL="0" distR="0" wp14:anchorId="1DA6F3BB" wp14:editId="68235FF9">
+            <wp:extent cx="5731510" cy="2153285"/>
+            <wp:effectExtent l="0" t="0" r="2540" b="0"/>
+            <wp:docPr id="558769963" name="그림 1" descr="스크린샷, 그래프이(가) 표시된 사진&#10;&#10;AI 생성 콘텐츠는 정확하지 않을 수 있습니다."/>
+            <wp:cNvGraphicFramePr>
+              <a:graphicFrameLocks xmlns:a="http://schemas.openxmlformats.org/drawingml/2006/main" noChangeAspect="1"/>
+            </wp:cNvGraphicFramePr>
+            <a:graphic xmlns:a="http://schemas.openxmlformats.org/drawingml/2006/main">
+              <a:graphicData uri="http://schemas.openxmlformats.org/drawingml/2006/picture">
+                <pic:pic xmlns:pic="http://schemas.openxmlformats.org/drawingml/2006/picture">
+                  <pic:nvPicPr>
+                    <pic:cNvPr id="558769963" name="그림 1" descr="스크린샷, 그래프이(가) 표시된 사진&#10;&#10;AI 생성 콘텐츠는 정확하지 않을 수 있습니다."/>
+                    <pic:cNvPicPr>
+                      <a:picLocks noChangeAspect="1" noChangeArrowheads="1"/>
+                    </pic:cNvPicPr>
+                  </pic:nvPicPr>
+                  <pic:blipFill>
+                    <a:blip r:embed="rId36">
+                      <a:extLst>
+                        <a:ext uri="{28A0092B-C50C-407E-A947-70E740481C1C}">
+                          <a14:useLocalDpi xmlns:a14="http://schemas.microsoft.com/office/drawing/2010/main" val="0"/>
+                        </a:ext>
+                      </a:extLst>
+                    </a:blip>
+                    <a:srcRect/>
+                    <a:stretch>
+                      <a:fillRect/>
+                    </a:stretch>
+                  </pic:blipFill>
+                  <pic:spPr bwMode="auto">
+                    <a:xfrm>
+                      <a:off x="0" y="0"/>
+                      <a:ext cx="5731510" cy="2153285"/>
+                    </a:xfrm>
+                    <a:prstGeom prst="rect">
+                      <a:avLst/>
+                    </a:prstGeom>
+                    <a:noFill/>
+                    <a:ln>
+                      <a:noFill/>
+                    </a:ln>
+                  </pic:spPr>
+                </pic:pic>
+              </a:graphicData>
+            </a:graphic>
+          </wp:inline>
+        </w:drawing>
+      </w:r>
+    </w:p>
     <w:sectPr>
       <w:pgSz w:w="11906" w:h="16838"/>
       <w:pgMar w:top="1701" w:right="1440" w:bottom="1440" w:left="1440" w:header="851" w:footer="992" w:gutter="0"/>
